--- a/docs/reference-forms/output/TAI-FORM-P-23-blank.docx
+++ b/docs/reference-forms/output/TAI-FORM-P-23-blank.docx
@@ -279,7 +279,7 @@
                 <w:sz w:val="20"/>
                 <w:szCs w:val="20"/>
               </w:rPr>
-              <w:t xml:space="preserve">현황 및 진행 업무</w:t>
+              <w:t xml:space="preserve">진행 중 위험·위험작업 현황</w:t>
             </w:r>
           </w:p>
         </w:tc>
@@ -371,7 +371,7 @@
                 <w:sz w:val="20"/>
                 <w:szCs w:val="20"/>
               </w:rPr>
-              <w:t xml:space="preserve">미결사항 및 주의사항</w:t>
+              <w:t xml:space="preserve">법정 검사·교육 일정 및 미조치 사항</w:t>
             </w:r>
           </w:p>
         </w:tc>
@@ -463,7 +463,7 @@
                 <w:sz w:val="20"/>
                 <w:szCs w:val="20"/>
               </w:rPr>
-              <w:t xml:space="preserve">참고자료 및 특이사항</w:t>
+              <w:t xml:space="preserve">비상 연락체계 및 핵심 문서 목록</w:t>
             </w:r>
           </w:p>
         </w:tc>
